--- a/cases/casino-owner/published/Casino Owner - Case Study.docx
+++ b/cases/casino-owner/published/Casino Owner - Case Study.docx
@@ -48,7 +48,7 @@
     </w:p>
     <w:p>
       <w:r>
-        <w:t xml:space="preserve">The dealer's chips click against each other in a steady rhythm, a sound Emilia Carlon has learned to hear underneath everything else on the floor — the slot bells, the low roar of a table that just hit big, a cocktail tray clinking past on someone's shoulder. She's been walking this floor for two years and she still checks the pit count out of habit, out of the corner of her eye, without breaking stride.</w:t>
+        <w:t xml:space="preserve">The dealer's chips click against each other in a steady rhythm, a sound Emilia Carlon has learned to hear underneath everything else on the floor — the slot bells, the low roar of a table that just hit big, a cocktail tray clinking past on someone's shoulder. She's been walking this floor for two years and she still checks the pit count — her tables, at a glance — out of habit, out of the corner of her eye, without breaking stride.</w:t>
       </w:r>
     </w:p>
     <w:p>
@@ -129,7 +129,7 @@
         <w:t xml:space="preserve">The Landmark Hotel And Casino</w:t>
       </w:r>
       <w:r>
-        <w:t xml:space="preserve">, in various roles for over ten years, including two years as the casino's manager — a position she took after a prior career as an actuarial consultant. The Landmark has operated for more than 20 years and was recently ranked among the top 3 hotels and casinos in the city. Mr. Paseronopolis has given Emilia two days to recommend which of two games to install in the newly available south lobby space.</w:t>
+        <w:t xml:space="preserve">, in various roles for over ten years, including two years as the casino's manager — a position she took after a prior career as an actuarial consultant (someone who uses math and statistics professionally to measure risk, often for an insurance company). The Landmark has operated for more than 20 years and was recently ranked among the top 3 hotels and casinos in the city. Mr. Paseronopolis has given Emilia two days to recommend which of two games to install in the newly available south lobby space.</w:t>
       </w:r>
     </w:p>
     <w:p>
@@ -496,7 +496,7 @@
         <w:ind w:left="360"/>
       </w:pPr>
       <w:r>
-        <w:t xml:space="preserve">- Minimum buy-in: </w:t>
+        <w:t xml:space="preserve">- Minimum buy-in (the money a player pays up front to get chips to play with — not a fee to the house): </w:t>
       </w:r>
       <w:r>
         <w:rPr>
@@ -516,7 +516,7 @@
         <w:t xml:space="preserve">$10,000</w:t>
       </w:r>
       <w:r>
-        <w:t xml:space="preserve">.</w:t>
+        <w:t xml:space="preserve">. The buy-in and the pot are two separate pools of money: the buy-in is what a player pays just to sit down and get chips, once, before the hand starts; the pot is what accumulates from bets placed during that single hand, and it is the pot — not the buy-in — that the pot rake is taken from.</w:t>
       </w:r>
     </w:p>
     <w:p>
@@ -1674,7 +1674,7 @@
         <w:t xml:space="preserve">losing</w:t>
       </w:r>
       <w:r>
-        <w:t xml:space="preserve"> play, the house keeps 65% of the amount bet as immediate revenue; the remaining 35% is added to that machine's running jackpot pool, to be paid out later to a jackpot winner — not modeled in this case (</w:t>
+        <w:t xml:space="preserve"> play, the house keeps 65% of the amount bet as immediate revenue; the remaining 35% is added to that machine's running jackpot pool — prize money that grows over time until a single winner eventually takes the whole accumulated amount — to be paid out later to a jackpot winner — not modeled in this case (</w:t>
       </w:r>
       <w:r>
         <w:rPr>
@@ -3047,7 +3047,7 @@
           </w:tcPr>
           <w:p>
             <w:r>
-              <w:t xml:space="preserve">Every table or machine installed in the room is assumed to be staffed and running throughout the hours the room is open (per MA1) — the room is modeled as built out to its stated maximum (4 Indigo tables, or 25 video machines), not a partial build-out.</w:t>
+              <w:t xml:space="preserve">Every table or machine installed in the room is assumed to be staffed and running throughout the hours the room is open (per MA1) — the room is modeled as built out to its stated maximum (4 Indigo tables, or 25 video machines), not a partial build-out (installing and staffing fewer than the room's maximum number of tables or machines).</w:t>
             </w:r>
           </w:p>
         </w:tc>
@@ -3085,7 +3085,7 @@
       <w:r>
         <w:t xml:space="preserve">- </w:t>
       </w:r>
-      <w:hyperlink w:history="1" r:id="rIdoydzls7p-ld6muolldpy3">
+      <w:hyperlink w:history="1" r:id="rIdtf82iw8yepmw3j9s8yfso">
         <w:r>
           <w:rPr>
             <w:rStyle w:val="Hyperlink"/>
@@ -3104,7 +3104,7 @@
       <w:r>
         <w:t xml:space="preserve">- </w:t>
       </w:r>
-      <w:hyperlink w:history="1" r:id="rIddqow25lati9vkprmggrsx">
+      <w:hyperlink w:history="1" r:id="rIdyrvtdtnhboev3atewohy6">
         <w:r>
           <w:rPr>
             <w:rStyle w:val="Hyperlink"/>
@@ -3123,7 +3123,7 @@
       <w:r>
         <w:t xml:space="preserve">- </w:t>
       </w:r>
-      <w:hyperlink w:history="1" r:id="rId0qbbibhky18fr04jqiuq6">
+      <w:hyperlink w:history="1" r:id="rId15ltaduc9jd7bsnht_tyy">
         <w:r>
           <w:rPr>
             <w:rStyle w:val="Hyperlink"/>
@@ -3142,7 +3142,7 @@
       <w:r>
         <w:t xml:space="preserve">- </w:t>
       </w:r>
-      <w:hyperlink w:history="1" r:id="rIdwiqzidzuvdeqhteokwwdt">
+      <w:hyperlink w:history="1" r:id="rIdesgtfq9vieo0lwpdhcjrl">
         <w:r>
           <w:rPr>
             <w:rStyle w:val="Hyperlink"/>
